--- a/downloads/classroom-agreement.docx
+++ b/downloads/classroom-agreement.docx
@@ -10,7 +10,7 @@
           <w:color w:val="1D4ED8"/>
           <w:sz w:val="40"/>
         </w:rPr>
-        <w:t>Our Class AI Agreement — Classroom Template</w:t>
+        <w:t>Our Class AI Agreement, Classroom Template</w:t>
       </w:r>
     </w:p>
     <w:p>
@@ -90,7 +90,7 @@
         <w:spacing w:after="120"/>
       </w:pPr>
       <w:r>
-        <w:t>1. Transparency — I'll tell my teacher when and how I used AI.</w:t>
+        <w:t>1. Transparency, I'll tell my teacher when and how I used AI.</w:t>
       </w:r>
     </w:p>
     <w:p>
@@ -98,7 +98,7 @@
         <w:spacing w:after="120"/>
       </w:pPr>
       <w:r>
-        <w:t>2. Thinking — I'll use AI as an assistant, never to do my thinking for me.</w:t>
+        <w:t>2. Thinking, I'll use AI as an assistant, never to do my thinking for me.</w:t>
       </w:r>
     </w:p>
     <w:p>
@@ -106,7 +106,7 @@
         <w:spacing w:after="120"/>
       </w:pPr>
       <w:r>
-        <w:t>3. Verification — I'll check AI output against trustworthy sources.</w:t>
+        <w:t>3. Verification, I'll check AI output against trustworthy sources.</w:t>
       </w:r>
     </w:p>
     <w:p>
@@ -114,7 +114,7 @@
         <w:spacing w:after="120"/>
       </w:pPr>
       <w:r>
-        <w:t>4. Privacy — I'll never type my name, school, or personal information into AI.</w:t>
+        <w:t>4. Privacy, I'll never type my name, school, or personal information into AI.</w:t>
       </w:r>
     </w:p>
     <w:p>
@@ -122,7 +122,7 @@
         <w:spacing w:after="120"/>
       </w:pPr>
       <w:r>
-        <w:t>5. Asking — If I'm not sure AI use is allowed, I'll ask my teacher.</w:t>
+        <w:t>5. Asking, If I'm not sure AI use is allowed, I'll ask my teacher.</w:t>
       </w:r>
     </w:p>
     <w:p>
